--- a/example_articles/gender/Multiple/2.gender_Multiple_New_York_Times.docx
+++ b/example_articles/gender/Multiple/2.gender_Multiple_New_York_Times.docx
@@ -7,7 +7,7 @@
         <w:pStyle w:val="Heading1"/>
       </w:pPr>
       <w:r>
-        <w:t>Sculptures Are Changing the Look of Barcelona</w:t>
+        <w:t>Talk of a Puerto Rico Town: Buried Treasure, No Kidding</w:t>
       </w:r>
     </w:p>
     <w:p>
@@ -17,17 +17,17 @@
     </w:p>
     <w:p>
       <w:r>
-        <w:t>Date: 1990-09-04</w:t>
+        <w:t>Date: 1990-04-18</w:t>
       </w:r>
     </w:p>
     <w:p>
       <w:r>
-        <w:t>Section: Section C; Page 13, Column 1; Cultural Desk</w:t>
+        <w:t>Section: Section A; Page 1, Column 5; National Desk</w:t>
       </w:r>
     </w:p>
     <w:p>
       <w:r>
-        <w:t>Source file: NYT/34.DOCX</w:t>
+        <w:t>Source file: NYT/47.DOCX</w:t>
       </w:r>
     </w:p>
     <w:p>
@@ -49,71 +49,81 @@
     </w:p>
     <w:p>
       <w:r>
-        <w:t>As a striking exception to its practice of commissioning works, the city recently purchased a 21-foot-long whimsical cat by Fernando Botero.</w:t>
+        <w:t>Most of the millions are still missing, sending F.B.I. agents scrambling for leads from villagers who won't admit to knowing very much about the buried treasure of Vega Baja.</w:t>
         <w:br/>
-        <w:t>''It's kind of astonishing, isn't it?'' Ms. Pepper said in an interview. ''There is more energy in this place than any other place I've ever known.'' She herself is close to completing two companion sculptures: a peaked mass covered in ceramic, and an elegant spiral of trees lined with smaller ceramic masses that double as benches.</w:t>
+        <w:t>But it's the talk of the town in this seaside village, where Federal agents say at least 10 hefty plastic drums stuffed with as much as $20 million in cash were dug up by local residents about three weeks ago, fueling an Easter season spending spree by giddily nouveau riche villagers, who began plunking down bricks of greenbacks to buy houses, cars and adult toys of the consumer age.</w:t>
         <w:br/>
-        <w:t>Art History With a Twist</w:t>
-        <w:br/>
-        <w:t>The program in part reflects the sensitivities of this port city. Barcelona and its region, Catalonia, were one of Europe's greatest centers of medieval art and architecture. At the turn of the century, it was a center of Art Nouveau. The young Pablo Picasso found inspiration in a brothel here and painted ''Les Demoiselles d'Avignon,'' setting the stage for Cubism and changing art history forever. Other of the region's contributions to modern art include Miro and Salvador Dali.</w:t>
-        <w:br/>
-        <w:t>And all of it was done with - or perhaps because of - a Catalan twist. The region fights fiercely to maintain its language, its culture and its political autonomy inside Spain.</w:t>
-        <w:br/>
-        <w:t>''They're not doing this for tourism,'' Ms. Pepper said. ''They're doing it for civic pride. There is a whole other feeling about art here.''</w:t>
-        <w:br/>
-        <w:t>But behind the program, too, has been a bold theory of urban planning. Since 1979, two successive Socialist city administrations dominated by young intellectuals and architects have turned away from a traditional planning emphasis on grand sociological and engineering schemes to focus on a potpourri of projects intended to revive neighborhood identity and street life. Forty years of economic hardship and a fascist fetish for organization under Franco had sapped the communal street life that is the lifeblood of any thriving city, and particularly a Mediterranean one. The Franco years imposed a dense ring of dreary blue-collar apartment blocks that were choking the city.</w:t>
+        <w:t>The conspicuous consumption did not take long to attract attention in a town of narrow streets, thin wallets and prying eyes.</w:t>
         <w:br/>
         <w:t xml:space="preserve"> </w:t>
         <w:br/>
-        <w:t>'A New Democracy'</w:t>
+        <w:t>'They Just Began Spending'</w:t>
         <w:br/>
-        <w:t>The centerpieces of the new plan are the more than 150 plazas and a dozen new parks, designed by the Socialists' first planning czar, Oriol Bohigas, and carried out by his successor, Josep Antoni Acebillo. The sculptures were introduced, Mr. Bohigas said, to give dignity to these public spaces, most of them in working-class neighborhoods.</w:t>
+        <w:t>''They weren't pros,'' said Lieut. Jose Alvarez of the local Police Department's division of drugs and narcotics, describing those who found and spent part of the buried trove. ''They just began spending and they got caught.''</w:t>
         <w:br/>
-        <w:t>''It's a new type of urban planning for a new democracy,'' he said, adding that other European cities, like Paris and Berlin, are moving toward similar planning approaches.</w:t>
+        <w:t>But police officials say it seems likely that those who buried the cash under several feet of wet reddish-brown earth were anything but amateurs.</w:t>
         <w:br/>
-        <w:t>That so many renowned artists were included, however, was serendipitous. On a visit to New York in the early 1980's, Barcelona's first Socialist Mayor, Narcis Serra, who was in his 30's, spent a night of art, dinner and punk rock in SoHo with Mr. Corbero, the Catalan sculptor, and several American sculptors. Mayor Serra came away inspired with the possibilities. Mr. Corbero and Mr. Hellman soon became volunteer go-betweens in finding the artists.</w:t>
+        <w:t>Lieutenant Alvarez and the United States Attorney for Puerto Rico, Daniel Lopez Romo, said in interviews that they thought the money was hidden by a drug ring that has used Puerto Rico as a shipping point for large parcels of cocaine bound for the United States from South America.</w:t>
+        <w:br/>
+        <w:t>The police say this strong suspicion has made the residents of Vega Baja even more wary of outsiders than usual, because they fear that the drug baron who buried the money will send gunmen in to teach a lesson to those who pinched hidden millions.</w:t>
         <w:br/>
         <w:t xml:space="preserve"> </w:t>
         <w:br/>
-        <w:t>Freedom From Cost</w:t>
+        <w:t>'Afraid of the Dealers'</w:t>
         <w:br/>
-        <w:t>The response by sculptors has been overwhelming. They are paid $20,000, far less than some of them usually command. But their expenses for travel, materials and labor - more than $1 million in some cases - are paid for. Moreover, they say they rejoice in their artistic freedom and in the chance to share in the rebirth of Barcelona and Spanish democracy.</w:t>
+        <w:t>''They are afraid of the dealers,'' said Lieutenant Alvarez.</w:t>
         <w:br/>
-        <w:t>''You're not well paid, but you're well gratified,'' Mr. Corbero said in an interview.</w:t>
+        <w:t>Mr. Lopez Romo said he would confiscate money that had not been spent if he could prove that it was earned from drug dealing or criminal activity. But he added that so far no charges had been filed against anyone, since ''finding money'' is not a crime. If the ownership of the money cannot be proved, he added, those who dug it up could can apparently claim it but would will have to pay taxes on it.</w:t>
         <w:br/>
-        <w:t>Under the city's current Mayor, Pascual Maragall, another Socialist intellectual, the program still has no budget and no formal screening commission. Mr. Acebillo, the current planner, makes the decisions. The money, taken from different city budgets as needed, is often said to come from what city officials call the ''disaster budget'' - a fund to undo what Franco did to the city.</w:t>
+        <w:t>In a story that seems to grow more bizarre as details emerge, local officials say there appears to be a possibility that the barrels of cash are part of the ill-gained proceeds of a regional drug ring headed by a locally infamous dealer, Sonia Berrios.</w:t>
         <w:br/>
-        <w:t>''There are no bureaucratic problems,'' Ms. Pepper said. ''In most cities, the contracts are so complicated that you feel boxed in. You become a contractor more than an artist. Here, it's been exactly like working for a private collector, only better: there are many more people who can see and share your work.''</w:t>
+        <w:t>According to Mr. Lopez Romo, Ms. Berrios is a fugitive being sought on numerous counts of drug dealing. Some of the top people in her organization lived in the area, he said, but adding ed that it was too early to say whether they buried the cache.</w:t>
         <w:br/>
-        <w:t>Such informality has its drawbacks. Some sculptures have been damaged or soiled because of poor maintenance, though the city has moved to rectify that.</w:t>
+        <w:t>But the United States Attorney said he had no doubt that the money was tainted. ''Hey, money isn't hatched in the earth,'' he said. ''Someone put it there. It's obvious this is dirty money.''</w:t>
         <w:br/>
         <w:t xml:space="preserve"> </w:t>
         <w:br/>
-        <w:t>Toward a More Scenic City</w:t>
+        <w:t>Bring On the Shovels</w:t>
         <w:br/>
-        <w:t>Some of the more spectacular sculptures in working-class neighborhoods today include Mr. Hunt's ''Rites of Spring,'' a sinuous and sensuously draped metal standing figure. The statue, cozily surrounded by brick arches left from a work shed, is at one end of the dramatically landscaped Parc del Clot, a former railroad yard.</w:t>
+        <w:t>Police officials will not divulge the exact location of the buried cash, but say it was an isolated farm in the hills between Vega Baja, about 25 miles from San Juan, and the neighboring town of Vega Alta.</w:t>
         <w:br/>
-        <w:t>Mr. Chillida's ''Eulogy to Water,'' a huge four-fingered steel vise, is suspended over a swimming pool in Parc de la Creueta del Coll, a former rock quarry. One of Mr. Kelly's three sculptures, a tall flat-faced totem, stands nearby. His other two pieces, an aluminum- colored totem and a brown metal wedge, stand like two rocks in the Parc de la Pegaso, the former site of a truck factory.</w:t>
+        <w:t>''People have dug about 20 holes looking for it,'' said Officer Luis Perez as he manned the desk in the local police station.</w:t>
         <w:br/>
-        <w:t>Miro's ''Woman and Bird,'' a tall, gawky polychrome figure, is reflected in a pond on the edge of Parc de L'Escorxador, formerly the site of a slaughterhouse.</w:t>
+        <w:t>Angel Manuel Melendez, a local hardware store owner, said, ''People from around here are looking for it with shovels and tools, but I haven't seen a penny.''</w:t>
         <w:br/>
-        <w:t>El Parc de L'Espanya Industrial was the site of a textile factory. At one end of it today is the gigantic playful steel ''Dragon of St. George'' by Andres Nagel. It serves as a children's slide into a pool. The far end of the park is more formal, graced by Mr. Caro's abstract sculpture and a steel one by Pablo Palazuelo that resembles a house.</w:t>
+        <w:t>Lieutenant Alvarez said the current theory about the origins of the money and how it was found was that members of the drug ring buried the barrels in a carefully constructed cache, with false bottoms and wooden floors to deflect rainwater.</w:t>
         <w:br/>
-        <w:t>Mr. Tapies's ''Homage to Picasso'' sits on Passeig de Picasso, a new boulevard created out of a downtown street that had been sliding into tawdry oblivion. The sculpture is a large glass cube with water pouring down its sides. Inside are random pieces of furniture and canvas alluding to Picasso's nonconformity.</w:t>
+        <w:t>He said the gang extracted the money over several months, but added that word got out to a group of at least 10 villagers in the tough working-class neighborhood of La Trocha, a faded district of dented cars and knots of teen-agers and old men who squint at the asphalt with a cigarette in one hand and a sweating can of local Medalla beer in the other.</w:t>
         <w:br/>
-        <w:t>Richard Serra incorporated an existing palm tree into his work, which includes two concentric concrete walls and a leaning erector-set tower that together make a Minimalist design out of the rehabilitated Placa de la Palmera.</w:t>
+        <w:t>The villagers went to the site one night about three weeks ago and found a barrel still stuffed with more than $1 million in bills of $20 and $100, Lieutenant Alvarez said.</w:t>
         <w:br/>
         <w:t xml:space="preserve"> </w:t>
         <w:br/>
-        <w:t>A String of Outdoor Museums</w:t>
+        <w:t>Toyotas, Volvos and More</w:t>
         <w:br/>
-        <w:t>In almost every instance, the sculptors have chosen their parks or plazas and worked closely with their architects to insure an integral design. Some of the early plazas were criticized for lacking greenery, which the later ones usually include.</w:t>
+        <w:t>Pleased with their luck, the villagers apparently took the money and ran. They began to buy Toyotas and Volvos, pay off years of debts and deposit wads of cash at local banks.</w:t>
         <w:br/>
-        <w:t>Taken together, the pieces form a sort of outdoor museum of late-20th- century work. They add to an already rich heritage of sculpture from earlier eras around the city.</w:t>
+        <w:t>But Lieutenant Alvarez said the gang that buried the money probably took out more than $15 million from at least nine other barrels that were found empty at the site by agents of the Federal Bureau of Investigation.</w:t>
         <w:br/>
-        <w:t>Barcelona, which will be host to the 1992 Summer Olympics, is also in the midst of a flurry of new construction. Some of the newer sculptures, like those by Mr. Botero, Mr. Lichtenstein and Mr. Oldenburg, are being placed in Olympic-related areas. But officials emphasize that the sculpture program is independent, growing out of something deeper in the Catalan soul.</w:t>
+        <w:t>Mr. Lopez Romo said: ''The question we're asking is, What is the source of the money and where is the cash?'' Mr. Lopez Romo said. ''The money we have recovered is minimal.''</w:t>
         <w:br/>
-        <w:t>That something is reflected in the sculptures' popularity. When Mr. Corbero's enchanting group of marble moons and shapes on an island in a pond was unveiled, he expected the normal small group of art lovers and officials. Nearly 30,000 people came. His eyes watered, he said.</w:t>
+        <w:t>Two residents acknowledged that F.B.I. agents had combed the streets, but said they knew nothing about any money, buried or otherwise. A man with a brand-new Cadillac in front of a rundown house smiled politely and said: ''I don't know anything. I'm just visiting.'' To further questions, he simply smiled.</w:t>
+        <w:br/>
+        <w:t>Luis Oliveira, 18 years old, said F.B.I. agents ''had been ''looking high and low'' in the neighborhood. But he said he knew nothing about the missing money, though he added, that if he did he would not broadcast it.</w:t>
+        <w:br/>
+        <w:t>''Let me tell you,'' he said, '' if I found $2 million, you'd never know about it.''</w:t>
+        <w:br/>
+        <w:t xml:space="preserve"> </w:t>
+        <w:br/>
+        <w:t>'Be Careful of Rumors'</w:t>
+        <w:br/>
+        <w:t>Such reticence did not surprise a woman in her 30's who gave her name only as Mary. She was one of several women in at the Black Angus, said to be one of the toughest late-night bars in nearby San Juan.</w:t>
+        <w:br/>
+        <w:t>''Look, honey, if it has to do with drugs or the cops, I'd know about it,'' Mary said. After a pause, she added: ''You've got to be careful of rumors in this town. A lot of people will give you a dumb story.'' A handful of unsmiling men in gold chains looked on.</w:t>
+        <w:br/>
+        <w:t>Alina Bloom, a spokeswoman for the local office of the F.B.I., said she could not comment on the buried treasure of Vega Baja. ''Our investigation is continuing,'' she said.</w:t>
+        <w:br/>
+        <w:t>And then, like just about everybody else who was interviewed, she lapsed into silence.</w:t>
         <w:br/>
         <w:br/>
         <w:t>Graphic</w:t>
@@ -121,7 +131,7 @@
         <w:br/>
         <w:t xml:space="preserve"> </w:t>
         <w:br/>
-        <w:t>Photos: ''Dragon of St. George,'' a steel sculpture by Andres Nagel, at El Parc de L'Espanya Industrial in Barcelona. (pg. C13); ''Woman and Bird,'' a sculpture by Joan Miro in Parc de L'Escor-xador in Barcelona. (pg. C14) (Edward Schumacher for The New York Times)</w:t>
+        <w:t>Map of Puerto Rico showing location of Vega Maja (pg. A20)</w:t>
       </w:r>
     </w:p>
     <w:sectPr>

--- a/example_articles/gender/Multiple/2.gender_Multiple_New_York_Times.docx
+++ b/example_articles/gender/Multiple/2.gender_Multiple_New_York_Times.docx
@@ -7,7 +7,7 @@
         <w:pStyle w:val="Heading1"/>
       </w:pPr>
       <w:r>
-        <w:t>Talk of a Puerto Rico Town: Buried Treasure, No Kidding</w:t>
+        <w:t>Ship Is Traced to Horrors Of Slavery's Final Years</w:t>
       </w:r>
     </w:p>
     <w:p>
@@ -17,17 +17,17 @@
     </w:p>
     <w:p>
       <w:r>
-        <w:t>Date: 1990-04-18</w:t>
+        <w:t>Date: 2019-05-24</w:t>
       </w:r>
     </w:p>
     <w:p>
       <w:r>
-        <w:t>Section: Section A; Page 1, Column 5; National Desk</w:t>
+        <w:t>Section: Section A; Column 0; National Desk; Pg. 20</w:t>
       </w:r>
     </w:p>
     <w:p>
       <w:r>
-        <w:t>Source file: NYT/47.DOCX</w:t>
+        <w:t>Source file: NYT/19.DOCX</w:t>
       </w:r>
     </w:p>
     <w:p>
@@ -49,81 +49,66 @@
     </w:p>
     <w:p>
       <w:r>
-        <w:t>Most of the millions are still missing, sending F.B.I. agents scrambling for leads from villagers who won't admit to knowing very much about the buried treasure of Vega Baja.</w:t>
+        <w:t>Over the years, the hunt for the remains of the last ship known to have brought enslaved people into the United States has been fraught with a mix of tumult and hope.</w:t>
         <w:br/>
-        <w:t>But it's the talk of the town in this seaside village, where Federal agents say at least 10 hefty plastic drums stuffed with as much as $20 million in cash were dug up by local residents about three weeks ago, fueling an Easter season spending spree by giddily nouveau riche villagers, who began plunking down bricks of greenbacks to buy houses, cars and adult toys of the consumer age.</w:t>
+        <w:t xml:space="preserve">There was a discovery last year of wreckage that, after much excitement and international headlines, was determined a false alarm. Hopes were raised, then dashed, then raised again -- not only among marine archaeologists, but also among the descendants of the ship's human cargo, many of whom make their homes in a tiny South Alabama community called Africatown. </w:t>
         <w:br/>
-        <w:t>The conspicuous consumption did not take long to attract attention in a town of narrow streets, thin wallets and prying eyes.</w:t>
+        <w:t xml:space="preserve">  Then, on Wednesday, came an announcement from the Alabama Historical Commission: Another shipwreck, one of many marooned under a muddy stretch of the Mobile River, was almost certainly the Clotilda, a wooden vessel of horrors that carried 110 Africans to the United States in 1860, more than a half-century after the importation of slaves was declared illegal.</w:t>
         <w:br/>
-        <w:t xml:space="preserve"> </w:t>
+        <w:t xml:space="preserve">  The find, historians said, revives a story of unspeakable cruelty, but also the story of a people who somehow survived this indignity and many others like it.</w:t>
         <w:br/>
-        <w:t>'They Just Began Spending'</w:t>
+        <w:t xml:space="preserve">  The last voyage of the Clotilda, from Benin, Africa, to Mobile Bay, Ala., ''represented one of the darkest eras of modern history,'' Lisa Demetropoulos Jones, the commission's executive director, said in a statement.</w:t>
         <w:br/>
-        <w:t>''They weren't pros,'' said Lieut. Jose Alvarez of the local Police Department's division of drugs and narcotics, describing those who found and spent part of the buried trove. ''They just began spending and they got caught.''</w:t>
+        <w:t xml:space="preserve">  ''This new discovery brings the tragedy of slavery into focus while witnessing the triumph and resilience of the human spirit in overcoming the horrific crime that led to the establishment of Africatown,'' she continued.</w:t>
         <w:br/>
-        <w:t>But police officials say it seems likely that those who buried the cash under several feet of wet reddish-brown earth were anything but amateurs.</w:t>
+        <w:t xml:space="preserve">  The discovery was aided by input from the Smithsonian Institution, the National Park Service, the National Geographic Society and the Slave Wrecks Project, a multinational group researching the slave trade, and comes at a moment when civil rights museums have opened across the South. African-American history is also finding powerful new expression in the National Museum of African American History and Culture, which opened in Washington in 2016.</w:t>
         <w:br/>
-        <w:t>Lieutenant Alvarez and the United States Attorney for Puerto Rico, Daniel Lopez Romo, said in interviews that they thought the money was hidden by a drug ring that has used Puerto Rico as a shipping point for large parcels of cocaine bound for the United States from South America.</w:t>
+        <w:t xml:space="preserve">  But the news is likely to resonate most forcefully in Africatown, a working-class community of about 2,000 people north of downtown Mobile. It was founded by people who had been transported to Alabama in the Clotilda's hull, and it was a place where African languages were spoken for decades.</w:t>
         <w:br/>
-        <w:t>The police say this strong suspicion has made the residents of Vega Baja even more wary of outsiders than usual, because they fear that the drug baron who buried the money will send gunmen in to teach a lesson to those who pinched hidden millions.</w:t>
+        <w:t xml:space="preserve">  More recently, the area was hit hard by paper mill closings, but there is a plan to build a welcome center and a museum, largely funded by money from a settlement with the oil giant BP after the Deepwater Horizon oil spill in 2010.</w:t>
         <w:br/>
-        <w:t xml:space="preserve"> </w:t>
+        <w:t xml:space="preserve">  Although it was not clear whether any of the wreckage could be restored, Councilman Levon Manzie, who represents the area, said he hoped that the ship, or parts of it, would be prominently displayed in Africatown.</w:t>
         <w:br/>
-        <w:t>'Afraid of the Dealers'</w:t>
+        <w:t xml:space="preserve">  ''We are incredibly proud as a people and as a community that this link to our history has finally been discovered, and uncovered, and hopefully will be fully appreciated,'' Mr. Manzie said Wednesday evening. His dream, he said, was ''to restore it to the degree that's possible and to truly tell this unique American story, this unique Mobile story, in a grand fashion.''</w:t>
         <w:br/>
-        <w:t>''They are afraid of the dealers,'' said Lieutenant Alvarez.</w:t>
+        <w:t xml:space="preserve">  After the Clotilda's arrival in the United States, its captain, William Foster, burned the ship in an effort to conceal evidence of the illegal smuggling trip. The Africans aboard were distributed to slave owners, according to the Alabama Historical Commission.</w:t>
         <w:br/>
-        <w:t>Mr. Lopez Romo said he would confiscate money that had not been spent if he could prove that it was earned from drug dealing or criminal activity. But he added that so far no charges had been filed against anyone, since ''finding money'' is not a crime. If the ownership of the money cannot be proved, he added, those who dug it up could can apparently claim it but would will have to pay taxes on it.</w:t>
+        <w:t xml:space="preserve">  After the Civil War, some of the ship's survivors gathered in hopes of returning to Africa, but they were unable to do so. Instead, they founded Africatown.</w:t>
         <w:br/>
-        <w:t>In a story that seems to grow more bizarre as details emerge, local officials say there appears to be a possibility that the barrels of cash are part of the ill-gained proceeds of a regional drug ring headed by a locally infamous dealer, Sonia Berrios.</w:t>
+        <w:t xml:space="preserve">  Stories of the ship and its survivors were passed down from generation to generation, although doubts also lingered given the lack of physical proof.</w:t>
         <w:br/>
-        <w:t>According to Mr. Lopez Romo, Ms. Berrios is a fugitive being sought on numerous counts of drug dealing. Some of the top people in her organization lived in the area, he said, but adding ed that it was too early to say whether they buried the cache.</w:t>
+        <w:t xml:space="preserve">  That changed -- or so it seemed -- in January 2018, when Ben Raines, a writer and documentarian who was then a reporter for AL.com, published an article in which he said he had found the remains of a ship that appeared to be the Clotilda.</w:t>
         <w:br/>
-        <w:t>But the United States Attorney said he had no doubt that the money was tainted. ''Hey, money isn't hatched in the earth,'' he said. ''Someone put it there. It's obvious this is dirty money.''</w:t>
+        <w:t xml:space="preserve">  But that March, experts determined that the ship he had found was too big to be the Clotilda. The stories that followed were not so kind. ''I was devastated,'' said Mr. Raines, the son of Howell Raines, a former executive editor of The New York Times. ''I was sort of this journalistic laughingstock.''</w:t>
         <w:br/>
-        <w:t xml:space="preserve"> </w:t>
+        <w:t xml:space="preserve">  The younger Mr. Raines persisted, sure that he was on to something. He said he convinced researchers at the University of Southern Mississippi to bring a crew to the area to survey for more shipwrecks. They found many. One initially seemed like a big log pile.</w:t>
         <w:br/>
-        <w:t>Bring On the Shovels</w:t>
+        <w:t xml:space="preserve">  Then Mr. Raines discovered a piece of lumber with square nails in it -- a telltale sign, he said, of 19th-century construction.</w:t>
         <w:br/>
-        <w:t>Police officials will not divulge the exact location of the buried cash, but say it was an isolated farm in the hills between Vega Baja, about 25 miles from San Juan, and the neighboring town of Vega Alta.</w:t>
+        <w:t xml:space="preserve">  ''Guys, we just found a ship from the 1850s,'' he recalled saying at the time.</w:t>
         <w:br/>
-        <w:t>''People have dug about 20 holes looking for it,'' said Officer Luis Perez as he manned the desk in the local police station.</w:t>
+        <w:t xml:space="preserve">  The experts returned, led by James Delgado, an authority in maritime archaeology. A painstaking act of detective work followed, involving hunts for archived documents, more dives, X-ray fluorescence tests and comparisons of building materials, dimensions and stories.</w:t>
         <w:br/>
-        <w:t>Angel Manuel Melendez, a local hardware store owner, said, ''People from around here are looking for it with shovels and tools, but I haven't seen a penny.''</w:t>
+        <w:t xml:space="preserve">  ''There is nothing definitive in terms of a name on a piece of wood or a bell, so what we had to rely on is a series of pieces of evidence that together would lead you to a conclusion,'' Dr. Delgado said Wednesday.</w:t>
         <w:br/>
-        <w:t>Lieutenant Alvarez said the current theory about the origins of the money and how it was found was that members of the drug ring buried the barrels in a carefully constructed cache, with false bottoms and wooden floors to deflect rainwater.</w:t>
+        <w:t xml:space="preserve">  The pieces started to fall into place. Insurance records said the ship had white oak framing and planking of northern yellow pine. Those materials were found underwater.</w:t>
         <w:br/>
-        <w:t>He said the gang extracted the money over several months, but added that word got out to a group of at least 10 villagers in the tough working-class neighborhood of La Trocha, a faded district of dented cars and knots of teen-agers and old men who squint at the asphalt with a cigarette in one hand and a sweating can of local Medalla beer in the other.</w:t>
+        <w:t xml:space="preserve">  The ship was listed as 86 feet long by 23 feet wide, with a 6-foot-11-inch depth of hold. Those, too, matched the dimensions of the wreck.</w:t>
         <w:br/>
-        <w:t>The villagers went to the site one night about three weeks ago and found a barrel still stuffed with more than $1 million in bills of $20 and $100, Lieutenant Alvarez said.</w:t>
+        <w:t xml:space="preserve">  Among other things, the researchers found ''deformed, carbonized rounded pieces of wood that come from an intense fire,'' Dr. Delgado said. ''We brought in a forensic fire investigator. It was consistent with a fire that had burned for a while.''</w:t>
         <w:br/>
-        <w:t xml:space="preserve"> </w:t>
+        <w:t xml:space="preserve">  Many other leads checked out. And though confirmation with complete certainty is impossible, Dr. Delgado said he believes they have come close. His team wrote a report and sent it to six scientists for a peer review.</w:t>
         <w:br/>
-        <w:t>Toyotas, Volvos and More</w:t>
+        <w:t xml:space="preserve">  ''All of them, to a one,'' he said, ''concluded that this was likely Clotilda.''</w:t>
         <w:br/>
-        <w:t>Pleased with their luck, the villagers apparently took the money and ran. They began to buy Toyotas and Volvos, pay off years of debts and deposit wads of cash at local banks.</w:t>
+        <w:t xml:space="preserve">  Now the focus will turn to protecting the ship, and deciding whether it can somehow be displayed. More archaeological work is also likely, potentially revealing additional elements of the long-submerged story.</w:t>
         <w:br/>
-        <w:t>But Lieutenant Alvarez said the gang that buried the money probably took out more than $15 million from at least nine other barrels that were found empty at the site by agents of the Federal Bureau of Investigation.</w:t>
+        <w:t xml:space="preserve">  For the moment, Mr. Raines said, he is feeling a good dose of vindication, and joy for Africatown.</w:t>
         <w:br/>
-        <w:t>Mr. Lopez Romo said: ''The question we're asking is, What is the source of the money and where is the cash?'' Mr. Lopez Romo said. ''The money we have recovered is minimal.''</w:t>
+        <w:t xml:space="preserve">  ''This,'' he said, ''tells America their story.''</w:t>
         <w:br/>
-        <w:t>Two residents acknowledged that F.B.I. agents had combed the streets, but said they knew nothing about any money, buried or otherwise. A man with a brand-new Cadillac in front of a rundown house smiled politely and said: ''I don't know anything. I'm just visiting.'' To further questions, he simply smiled.</w:t>
         <w:br/>
-        <w:t>Luis Oliveira, 18 years old, said F.B.I. agents ''had been ''looking high and low'' in the neighborhood. But he said he knew nothing about the missing money, though he added, that if he did he would not broadcast it.</w:t>
-        <w:br/>
-        <w:t>''Let me tell you,'' he said, '' if I found $2 million, you'd never know about it.''</w:t>
-        <w:br/>
-        <w:t xml:space="preserve"> </w:t>
-        <w:br/>
-        <w:t>'Be Careful of Rumors'</w:t>
-        <w:br/>
-        <w:t>Such reticence did not surprise a woman in her 30's who gave her name only as Mary. She was one of several women in at the Black Angus, said to be one of the toughest late-night bars in nearby San Juan.</w:t>
-        <w:br/>
-        <w:t>''Look, honey, if it has to do with drugs or the cops, I'd know about it,'' Mary said. After a pause, she added: ''You've got to be careful of rumors in this town. A lot of people will give you a dumb story.'' A handful of unsmiling men in gold chains looked on.</w:t>
-        <w:br/>
-        <w:t>Alina Bloom, a spokeswoman for the local office of the F.B.I., said she could not comment on the buried treasure of Vega Baja. ''Our investigation is continuing,'' she said.</w:t>
-        <w:br/>
-        <w:t>And then, like just about everybody else who was interviewed, she lapsed into silence.</w:t>
+        <w:t>https://www.nytimes.com/2019/05/23/us/clotilda-slave-ship-alabama.html</w:t>
         <w:br/>
         <w:br/>
         <w:t>Graphic</w:t>
@@ -131,7 +116,11 @@
         <w:br/>
         <w:t xml:space="preserve"> </w:t>
         <w:br/>
-        <w:t>Map of Puerto Rico showing location of Vega Maja (pg. A20)</w:t>
+        <w:t>PHOTOS: Kyle Lent, a marine archaeologist, with a plank believed to be from the Clotilda, the last known slave ship, north of Mobile Bay, Ala. (PHOTOGRAPH BY DANIEL FIORE/SEARCH INC., VIA ASSOCIATED PRESS)</w:t>
+        <w:br/>
+        <w:t>Ben Raines, a writer and documentarian who played a leading role in finding the Clotilda.</w:t>
+        <w:br/>
+        <w:t xml:space="preserve"> Many who arrived on the Clotilda are buried at a cemetery in Africatown, near downtown Mobile. (PHOTOGRAPHS BY EMILY KASK FOR THE NEW YORK TIMES)</w:t>
       </w:r>
     </w:p>
     <w:sectPr>

--- a/example_articles/gender/Multiple/2.gender_Multiple_New_York_Times.docx
+++ b/example_articles/gender/Multiple/2.gender_Multiple_New_York_Times.docx
@@ -7,7 +7,7 @@
         <w:pStyle w:val="Heading1"/>
       </w:pPr>
       <w:r>
-        <w:t>Ship Is Traced to Horrors Of Slavery's Final Years</w:t>
+        <w:t>Where Young People Choose to Live</w:t>
       </w:r>
     </w:p>
     <w:p>
@@ -17,17 +17,17 @@
     </w:p>
     <w:p>
       <w:r>
-        <w:t>Date: 2019-05-24</w:t>
+        <w:t>Date: 1987-03-08</w:t>
       </w:r>
     </w:p>
     <w:p>
       <w:r>
-        <w:t>Section: Section A; Column 0; National Desk; Pg. 20</w:t>
+        <w:t>Section: Section 8; Page 1, Column 1; Real Estate Desk</w:t>
       </w:r>
     </w:p>
     <w:p>
       <w:r>
-        <w:t>Source file: NYT/19.DOCX</w:t>
+        <w:t>Source file: NYT/54.DOCX</w:t>
       </w:r>
     </w:p>
     <w:p>
@@ -49,66 +49,79 @@
     </w:p>
     <w:p>
       <w:r>
-        <w:t>Over the years, the hunt for the remains of the last ship known to have brought enslaved people into the United States has been fraught with a mix of tumult and hope.</w:t>
+        <w:t>FOR Dillon Remler, it was a process of elimination that began with the boroughs.</w:t>
         <w:br/>
-        <w:t xml:space="preserve">There was a discovery last year of wreckage that, after much excitement and international headlines, was determined a false alarm. Hopes were raised, then dashed, then raised again -- not only among marine archaeologists, but also among the descendants of the ship's human cargo, many of whom make their homes in a tiny South Alabama community called Africatown. </w:t>
+        <w:t>''All I knew was that if I was coming all this way, I was going to live right in Manhattan,'' said the recently transplanted 22-year-old from Tempe, Ariz., who graduated last year from the University of Redlands in southern California.</w:t>
         <w:br/>
-        <w:t xml:space="preserve">  Then, on Wednesday, came an announcement from the Alabama Historical Commission: Another shipwreck, one of many marooned under a muddy stretch of the Mobile River, was almost certainly the Clotilda, a wooden vessel of horrors that carried 110 Africans to the United States in 1860, more than a half-century after the importation of slaves was declared illegal.</w:t>
+        <w:t>''The Queens, the Bronx - they weren't going to do,'' he said. ''It's worth putting up with the extra price and the inconvenience - the noise, dirt, fast-pace - to be in the middle of all the action.''</w:t>
         <w:br/>
-        <w:t xml:space="preserve">  The find, historians said, revives a story of unspeakable cruelty, but also the story of a people who somehow survived this indignity and many others like it.</w:t>
+        <w:t>Then came the real decision-making. With a $22,800-a-year job and a prospective roommate willing to share a one-bedroom apartment, Mr. Remler, who is a mortgage service representative, started trying on various neighborhoods for size. The Upper West Side: too expensive. The Lower East Side: too rough. Greenwich Village: too crazy. (''It's a great place to visit on weekends, but I couldn't put up with all those strange people 24 hours a day.'') Clinton Hill: too seedy. The upper reaches of the Upper East Side: perfect.</w:t>
         <w:br/>
-        <w:t xml:space="preserve">  The last voyage of the Clotilda, from Benin, Africa, to Mobile Bay, Ala., ''represented one of the darkest eras of modern history,'' Lisa Demetropoulos Jones, the commission's executive director, said in a statement.</w:t>
+        <w:t>''It seemed to be the most civilized and subdued area of Manhattan,'' he said.</w:t>
         <w:br/>
-        <w:t xml:space="preserve">  ''This new discovery brings the tragedy of slavery into focus while witnessing the triumph and resilience of the human spirit in overcoming the horrific crime that led to the establishment of Africatown,'' she continued.</w:t>
+        <w:t>Finding one's first apartment in New York is a rite of passage as old as college graduations, youthful ambitions and the city itself. Today, as always, money is the paramount concern, and preventing one's monthly rent from con suming more than half one's monthly salary is the ultimate goal. To achieve that means sacrifice, and people in their early 20's generally make a list of considerations - location, price, privacy, space - and decide which one, or ones, they can live without.</w:t>
         <w:br/>
-        <w:t xml:space="preserve">  The discovery was aided by input from the Smithsonian Institution, the National Park Service, the National Geographic Society and the Slave Wrecks Project, a multinational group researching the slave trade, and comes at a moment when civil rights museums have opened across the South. African-American history is also finding powerful new expression in the National Museum of African American History and Culture, which opened in Washington in 2016.</w:t>
+        <w:t>But they can also be pretty choosy about where they settle. They want a neighborhood that suits their style of life -be it avant-garde or pin-striped, yet one that will not break them financially. An area whose name will be greeted with an accepting nod from judgmental peers, as well as parents obsessed with safety.</w:t>
         <w:br/>
-        <w:t xml:space="preserve">  But the news is likely to resonate most forcefully in Africatown, a working-class community of about 2,000 people north of downtown Mobile. It was founded by people who had been transported to Alabama in the Clotilda's hull, and it was a place where African languages were spoken for decades.</w:t>
+        <w:t>They come with typical starting salaries, which can range from $11,000 in a small publishing concern to $60,000 in a high-powered law firm, and a mission to obtain a key to a room - or half a room - of one's own. Armed with newspaper advertisements, university club referrals, notices from office bulletin boards and brokers' lists, young people set out to find a place they can comfortably call home. AFTER weeks of looking last fall, Mr. Remler found a one-bedroom apartment for $950 a month in a five-story walkup on Third Avenue, between 84th and 85th Streets. He still marvels at the area's attributes - the ''sports bar'' on the ground floor of his building and, in walking distance, four movie theaters, three dry cleaners, two delis, four grocery stores, Central Park and the Metropolitan Museum of Art.</w:t>
         <w:br/>
-        <w:t xml:space="preserve">  More recently, the area was hit hard by paper mill closings, but there is a plan to build a welcome center and a museum, largely funded by money from a settlement with the oil giant BP after the Deepwater Horizon oil spill in 2010.</w:t>
+        <w:t>Of course, what Mr. Remler finds ''civilized'' about the Upper East Side, others may find staid or even boring. And what he sees as ''crazy'' and ''strange'' about the Village vicinity, others see as hip. The fact is there are as many different verdicts as there are individuals searching for neighborhoods.</w:t>
         <w:br/>
-        <w:t xml:space="preserve">  Although it was not clear whether any of the wreckage could be restored, Councilman Levon Manzie, who represents the area, said he hoped that the ship, or parts of it, would be prominently displayed in Africatown.</w:t>
+        <w:t>But several areas do seem to attract great numbers of people just starting out in their careers. Among them are Brooklyn's closer-in neighborhoods, Battery Park City, the East 90's, the East Village and Hoboken, N.J. Sometimes, the snowball effect seems to be at work; young people like to hobnob with young people. But how these regions become attractive in the first place is often a reflection of the priorities and personalities of the apartment-seekers themselves.</w:t>
         <w:br/>
-        <w:t xml:space="preserve">  ''We are incredibly proud as a people and as a community that this link to our history has finally been discovered, and uncovered, and hopefully will be fully appreciated,'' Mr. Manzie said Wednesday evening. His dream, he said, was ''to restore it to the degree that's possible and to truly tell this unique American story, this unique Mobile story, in a grand fashion.''</w:t>
+        <w:t>After visiting the city a few times in the summer while still in college, John Brady vowed he would never take the subway to work. The weather was sultry, and he remembers taking a shower at 8 A.M. and needing another one by 10. So last spring, upon graduating from Dartmouth College, he accepted an offer from a major Wall Street investment bank and decided to find an apartment within close proximity.</w:t>
         <w:br/>
-        <w:t xml:space="preserve">  After the Clotilda's arrival in the United States, its captain, William Foster, burned the ship in an effort to conceal evidence of the illegal smuggling trip. The Africans aboard were distributed to slave owners, according to the Alabama Historical Commission.</w:t>
+        <w:t>Battery Park City was the answer. He shares a one-bedroom apartment there with a college classmate, who pays half of the $1,334 rent. It is a sleek, new building, with a doorman, indoor swimming pool and access to the promenade along the Hudson River. ''I have a five-minute walk to work, and that's the biggest bonus of all,'' said Mr. Brady, who is 23. ''Whether it's late or early, when I get off work, I like to get right into the swing of things. I don't want to be commuting.''</w:t>
         <w:br/>
-        <w:t xml:space="preserve">  After the Civil War, some of the ship's survivors gathered in hopes of returning to Africa, but they were unable to do so. Instead, they founded Africatown.</w:t>
+        <w:t>Rental agents for a few of the new buildings in Battery Park City said 15 to 25 percent of the units are occupied by people between the ages of 20 and 25. The practice of doubling up in studios and one-bedrooms and tripling up in two-bedrooms is common. One rental building, River Rose, which opened a year ago, even placed advertisements in nine college newspapers last spring. One ad read: ''Rent here and you'll spend your time getting ahead, not getting to work.''</w:t>
         <w:br/>
-        <w:t xml:space="preserve">  Stories of the ship and its survivors were passed down from generation to generation, although doubts also lingered given the lack of physical proof.</w:t>
+        <w:t>Drawbacks do exist, though. Going out at night, Mr. Brady said, means having to make an ''expedition'' since there are few bars or restaurants in the immediate area. He sleeps in the living room, which is partitioned with a wall unit, affording little privacy. And the rent is what he calls a ''blackhole of money.'' But on a good morning, he can make the transition from bed to desk in half an hour, enabling him to watch the ''Munsters,'' one of his favorite television shows, before work.</w:t>
         <w:br/>
-        <w:t xml:space="preserve">  That changed -- or so it seemed -- in January 2018, when Ben Raines, a writer and documentarian who was then a reporter for AL.com, published an article in which he said he had found the remains of a ship that appeared to be the Clotilda.</w:t>
+        <w:t>Sarah Paganelli, on the other hand, wanted to put some distance between home and office. She works for an accounting firm in midtown Manhattan and lives in Brooklyn Heights. ''I never planned on living in Manhattan,'' said Miss Paganelli, 23, a 1985 graduate of Colgate University, who has a 30-minute trek to her office. ''I equate Manhattan with work, and it's nice to make the commute and get away.''</w:t>
         <w:br/>
-        <w:t xml:space="preserve">  But that March, experts determined that the ship he had found was too big to be the Clotilda. The stories that followed were not so kind. ''I was devastated,'' said Mr. Raines, the son of Howell Raines, a former executive editor of The New York Times. ''I was sort of this journalistic laughingstock.''</w:t>
+        <w:t>Drawn to the Heights because it was ''quiet, safe and pretty,'' Miss Paganelli now shares a four-bedroom apartment with three other women. They each pay $600 a month. She recently moved from another apartment in Brooklyn Heights, a two-bedroom for $1,425 a month that she had shared with two other women.</w:t>
         <w:br/>
-        <w:t xml:space="preserve">  The younger Mr. Raines persisted, sure that he was on to something. He said he convinced researchers at the University of Southern Mississippi to bring a crew to the area to survey for more shipwrecks. They found many. One initially seemed like a big log pile.</w:t>
+        <w:t>Newcomers to New York City have gravitated toward Brooklyn for years. Sections that are especially popular today are the Heights - although rents there can be prohibitive - Park Slope, Cobble Hill, Carroll Garden and Boerum Hill.</w:t>
         <w:br/>
-        <w:t xml:space="preserve">  Then Mr. Raines discovered a piece of lumber with square nails in it -- a telltale sign, he said, of 19th-century construction.</w:t>
+        <w:t>''They are all extremely safe, good areas, and you can usually get more apartment for your money than you would in Manhattan,'' said Ruth Levine, a rental agent for the William B. May Company in Brooklyn. ''Park Slope is really hot right now and very, very young. It's a little earthier. There are a lot of creative types in the Slope, whereas the Brooklyn Heights population tends to be more legal and financial.'' BUT what about the person who wants to feel the direct pulse of Manhattan, but refuses to spend more than $500 a month and insists on a separate bedroom? Meet Elizabeth A. Melby. She is a 25-year-old Vassar graduate and assistant managing editor of Cutis, a medical journal. She is also a tireless apartment-hunter and a woman willing to live in a neighborhood still very much in transition.</w:t>
         <w:br/>
-        <w:t xml:space="preserve">  ''Guys, we just found a ship from the 1850s,'' he recalled saying at the time.</w:t>
+        <w:t>Indignant at the $1,500 one-bedroom units she saw on the Upper West Side, she pushed farther north, traversing the traditional, though fading, demarcation at 96th Street. The restaurants were scarcer and less opulent, and many of the buildings were rundown and vacant. But the apartments were considerably cheaper, and a number of her friends, including her male companion, had already made the move to the upper Upper West Side.</w:t>
         <w:br/>
-        <w:t xml:space="preserve">  The experts returned, led by James Delgado, an authority in maritime archaeology. A painstaking act of detective work followed, involving hunts for archived documents, more dives, X-ray fluorescence tests and comparisons of building materials, dimensions and stories.</w:t>
+        <w:t>''I could afford to pay a little more for my rent, but I'm not willing to,'' said Miss Melby. ''It's a matter of principle. I'd rather spend my money on travel and entertainment.''</w:t>
         <w:br/>
-        <w:t xml:space="preserve">  ''There is nothing definitive in terms of a name on a piece of wood or a bell, so what we had to rely on is a series of pieces of evidence that together would lead you to a conclusion,'' Dr. Delgado said Wednesday.</w:t>
+        <w:t>Four months of fairly dogged searching gave way to a two-bedroom apartment on the top floor of a five-story walkup on Amsterdam Avenue near 101st Street, considered the edge of Manhattan Valley. The rent is $960 a month, which she divides evenly with her apartment-mate. ''I love the neighborhood,'' she said. ''I don't care about being seen in trendy restaurants.''</w:t>
         <w:br/>
-        <w:t xml:space="preserve">  The pieces started to fall into place. Insurance records said the ship had white oak framing and planking of northern yellow pine. Those materials were found underwater.</w:t>
+        <w:t>For those who do, however, the thick of the fashionable social scene lining Columbus Avenue is only two subway stops south. Strategic positioning such as this is a survival technique mastered quickly by young people covetous of their space and salary. They home in on a trendy community and then penetrate its less sexy, less expensive fringes. Their presence, of course, eventually abets gentrification.</w:t>
         <w:br/>
-        <w:t xml:space="preserve">  The ship was listed as 86 feet long by 23 feet wide, with a 6-foot-11-inch depth of hold. Those, too, matched the dimensions of the wreck.</w:t>
+        <w:t>The East 90's is a case in point. Once considered a dubious extension of the Upper East Side, or rather, the gateway to East Harlem, the area between 86th and 95th Streets, east of Third Avenue, has experienced a youthful onslaught of sorts. Five years ago, cheap rents lured recent graduates here. Although rents have since ascended along with the high-rise luxury buildings in the area, they still undercut those in comparable buildings to the south. Moreover, while the neighborhood still retains its Hispanic, working-class character, sushi and gelato have made major inroads.</w:t>
         <w:br/>
-        <w:t xml:space="preserve">  Among other things, the researchers found ''deformed, carbonized rounded pieces of wood that come from an intense fire,'' Dr. Delgado said. ''We brought in a forensic fire investigator. It was consistent with a fire that had burned for a while.''</w:t>
+        <w:t>Besides price and proximity, though, a major attraction for young people here seems to be the area's demographics. Michael Cohen, 23, used to live on 77th Street near York Avenue. He recently moved to 95th Street between Second and Third Avenues and applauds the change of scenery.</w:t>
         <w:br/>
-        <w:t xml:space="preserve">  Many other leads checked out. And though confirmation with complete certainty is impossible, Dr. Delgado said he believes they have come close. His team wrote a report and sent it to six scientists for a peer review.</w:t>
+        <w:t>''Down in the 70's, I was seeing too many Aprica strollers and pairs of Reeboks,'' he said. ''It was the quintessential place for high-stepping, fast-track couples with babies. Most of the people up here have the potential to develop into that crowd, but they are not that far removed from college and are more into discovering New York right now.''</w:t>
         <w:br/>
-        <w:t xml:space="preserve">  ''All of them, to a one,'' he said, ''concluded that this was likely Clotilda.''</w:t>
+        <w:t>Normandie Court, one of the latest and largest apartment buildings in the area, is Mr. Cohen's home. His $1,860-a-month, two-bedroom apartment on the seventh floor -shared with two classmates from Brown University - is one of 1,480 units in the 34-story, four-building complex. At the top of the building are a health club with swimming pool and aerobics classes, as well as a restaurant, bar and fireplace.</w:t>
         <w:br/>
-        <w:t xml:space="preserve">  Now the focus will turn to protecting the ship, and deciding whether it can somehow be displayed. More archaeological work is also likely, potentially revealing additional elements of the long-submerged story.</w:t>
+        <w:t>''It's a very young, social building, and people seem open to overtures,'' said Mr. Cohen, an assistant account executive for an advertising firm. ''I think it's humorous that they call it Normandie Court. It sounds so formal. At parties I've been to in the building, people and music spill out into the hallway.'' WHILE the East 90's, on any given weekday morning, is teeming with starched white shirts, yellow ties and briefcases, the East Village, another transitional area in Manhattan, has become a magnet for young people aspiring to a different look and lifestyle. This is the place for angry young men - and women - who see themselves as somewhat out of the mainstream.</w:t>
         <w:br/>
-        <w:t xml:space="preserve">  For the moment, Mr. Raines said, he is feeling a good dose of vindication, and joy for Africatown.</w:t>
+        <w:t>Artists, actors and musicians, who often have to support themselves through restaurant work, come here in search of affordable housing and a bohemian environment. Everywhere are dramatic black outfits, punk hairdos, funky bars and low-budget art galleries.</w:t>
         <w:br/>
-        <w:t xml:space="preserve">  ''This,'' he said, ''tells America their story.''</w:t>
+        <w:t>But as the East Village becomes more gentrified and expensive with each passing month, some are venturing further east into Alphabet City, a grittier, cheaper area named after the lettered avenues. Here, safety is sometimes squandered for the greater good of a $400-a-month bedroom and the glamorous sense of danger.</w:t>
         <w:br/>
+        <w:t>Every night, for example, drug dealers congregate on Jeff Morris's doorstep, on Avenue B between 12th and 13th Streets, offering crack and heroine for sale to pedestrians. ''I just say, 'Sorry, not tonight guys,' '' said Mr. Morris, a 25-year-old actor, who moved here from central New Jersey six months ago to be closer to auditions.</w:t>
         <w:br/>
-        <w:t>https://www.nytimes.com/2019/05/23/us/clotilda-slave-ship-alabama.html</w:t>
+        <w:t>He lives with his cousin in a two-bedroom apartment in a tenement under renovation, and they share the $800 a month rent. Despite the the dealers, dirt and dillapidated condition of nearby buildings, Mr. Morris likes the area, in part because the restaurants are neighborhood establishments not trying to make splashy statements. Furthermore, he said, the galleries and theaters provide the kind of cultural and intellectual stimulation unavailable elsewhere. His cousin, Bill Morris, agrees. ''There's no other place to live,'' he said. ''Here, you don't have to look at business people in suits. You see artists and poor people, and it's not pretentious. On the Upper West Side, they seem to be leading lives of quiet desperation. Down here, we're leading lives of noisy desperation. We're very happy.''</w:t>
+        <w:br/>
+        <w:t>Outside of New York City, indeed outside of the state, is a colony of young people who identify with and work in Manhattan, but don't feel compelled to live there. They have settled on the other side of the Hudson River in such New Jersey towns as Weehawken, Jersey City and Hoboken. Typically, friends from college and high school rent out an entire house or two floors of a brownstone in groups of three and four.</w:t>
+        <w:br/>
+        <w:t>Once again, the rents are reasonable and the commute into Manhattan is only 20 minutes to a half hour by a PATH train or bus. But more than that, some say, the small-town ambiance can actually make meeting people easier than in Manhattan, where it sometimes seems as though a tacit rule exists, forbidding conversation between strangers.</w:t>
+        <w:br/>
+        <w:t>''You see the same people over and over again on the bus and the train, and a comradery develops,'' said Alison Wood, 24, who lives in a Hoboken brownstone for $425 a month. ''You almost feel like you know them, even though you've never spoken. Then you see them at a bar and, after a drink, they come up to you and say, 'Hi. I see you all the time.'''</w:t>
+        <w:br/>
+        <w:t>In Hoboken, a cottage industry has grown up to help young people make the connection.</w:t>
+        <w:br/>
+        <w:t>On Wednesday nights, for example, everyone goes to ''networking night'' at the Gold Coast Cafe. A networking card, available for $5, automatically cuts the price of all drinks to $1 every Wednesday thereafter. Wednesdays at East L.A., a Mexican restaurant, are similarly cherished for the $2 special on margaritas. Onieal's Bar and Restaurant is the place to be seen on Thursday nights, as is Maxwell's on weekends.</w:t>
+        <w:br/>
+        <w:t>''You have the best of both worlds here,'' said Miss Wood, a 1985 graduate of Rosemont College in Pennsylvania. ''I'm 20 minutes from Manhattan, and I have a backyard.''</w:t>
         <w:br/>
         <w:br/>
         <w:t>Graphic</w:t>
@@ -116,11 +129,7 @@
         <w:br/>
         <w:t xml:space="preserve"> </w:t>
         <w:br/>
-        <w:t>PHOTOS: Kyle Lent, a marine archaeologist, with a plank believed to be from the Clotilda, the last known slave ship, north of Mobile Bay, Ala. (PHOTOGRAPH BY DANIEL FIORE/SEARCH INC., VIA ASSOCIATED PRESS)</w:t>
-        <w:br/>
-        <w:t>Ben Raines, a writer and documentarian who played a leading role in finding the Clotilda.</w:t>
-        <w:br/>
-        <w:t xml:space="preserve"> Many who arrived on the Clotilda are buried at a cemetery in Africatown, near downtown Mobile. (PHOTOGRAPHS BY EMILY KASK FOR THE NEW YORK TIMES)</w:t>
+        <w:t>Photo of John Brady on the terrace of Battery park City apartment; Photo o f Michael Cohen, Jeff Morris, and Sarah Paganelli with Amy Edelmann (NYT/Star Black) (Page 16); Photo of Alison Wood (NYT/Star Black)</w:t>
       </w:r>
     </w:p>
     <w:sectPr>
